--- a/dosyalar/sinif-dosyasi/arapca-10-sinif-dosyasi.docx
+++ b/dosyalar/sinif-dosyasi/arapca-10-sinif-dosyasi.docx
@@ -102,7 +102,7 @@
                 <w:szCs w:val="34"/>
                 <w:rtl/>
               </w:rPr>
-              <w:t xml:space="preserve">مِلَفُّ الصَّفِّ</w:t>
+              <w:t xml:space="preserve">مِلَفُّ الصَّفِّ</w:t>
             </w:r>
           </w:p>
           <w:p>
@@ -10268,7 +10268,7 @@
                 <w:szCs w:val="28"/>
                 <w:rtl/>
               </w:rPr>
-              <w:t xml:space="preserve">اِفْتَحُوا كُتُبَكُمْ عَلَى الصَّفْحَةِ</w:t>
+              <w:t xml:space="preserve">اِفْتَحُوا كُتُبَكُمْ عَلَى الصَّفْحَةِ</w:t>
             </w:r>
           </w:p>
         </w:tc>
@@ -10365,7 +10365,7 @@
                 <w:szCs w:val="28"/>
                 <w:rtl/>
               </w:rPr>
-              <w:t xml:space="preserve">مَنْ يَتَطَوَّعُ لِلْقِرَاءَةِ ؟</w:t>
+              <w:t xml:space="preserve">مَنْ يَتَطَوَّعُ لِلْقِرَاءَةِ ؟</w:t>
             </w:r>
           </w:p>
         </w:tc>
@@ -10462,7 +10462,7 @@
                 <w:szCs w:val="28"/>
                 <w:rtl/>
               </w:rPr>
-              <w:t xml:space="preserve">أَجِبْ عَنِ السُّؤَالِ</w:t>
+              <w:t xml:space="preserve">أَجِبْ عَن السُّؤَالِ</w:t>
             </w:r>
           </w:p>
         </w:tc>
@@ -10656,7 +10656,7 @@
                 <w:szCs w:val="28"/>
                 <w:rtl/>
               </w:rPr>
-              <w:t xml:space="preserve">اُكْتُبُوا الْمُفْرَدَاتِ الْجَدِيدَةَ</w:t>
+              <w:t xml:space="preserve">اُكْتُبُوا المُفْرَدَاتِ الجَدِيدَةَ</w:t>
             </w:r>
           </w:p>
         </w:tc>
@@ -10753,7 +10753,7 @@
                 <w:szCs w:val="28"/>
                 <w:rtl/>
               </w:rPr>
-              <w:t xml:space="preserve">كَرِّرْ بَعْدِي</w:t>
+              <w:t xml:space="preserve">كَرِّرْ بَعْدِي</w:t>
             </w:r>
           </w:p>
         </w:tc>
@@ -10850,7 +10850,7 @@
                 <w:szCs w:val="28"/>
                 <w:rtl/>
               </w:rPr>
-              <w:t xml:space="preserve">مَا مَعْنَى هَذِهِ الْكَلِمَةِ ؟</w:t>
+              <w:t xml:space="preserve">مَا مَعْنَى هَذِهِ الكَلِمَةِ ؟</w:t>
             </w:r>
           </w:p>
         </w:tc>
@@ -10947,7 +10947,7 @@
                 <w:szCs w:val="28"/>
                 <w:rtl/>
               </w:rPr>
-              <w:t xml:space="preserve">هَيَّا نُرَاجِعُ الدَّرْسَ السَّابِقَ</w:t>
+              <w:t xml:space="preserve">هَيَّا نُرَاجِعُ الدَّرْسَ السَّابِقَ</w:t>
             </w:r>
           </w:p>
         </w:tc>
@@ -11141,7 +11141,7 @@
                 <w:szCs w:val="28"/>
                 <w:rtl/>
               </w:rPr>
-              <w:t xml:space="preserve">صَحِّحُوا أَخْطَاءَكُمْ</w:t>
+              <w:t xml:space="preserve">صَحِّحُوا أَخْطَاءَكُمْ</w:t>
             </w:r>
           </w:p>
         </w:tc>
@@ -11238,7 +11238,7 @@
                 <w:szCs w:val="28"/>
                 <w:rtl/>
               </w:rPr>
-              <w:t xml:space="preserve">اِنْتَهَى الْوَقْتُ</w:t>
+              <w:t xml:space="preserve">اِنْتَهَى الوَقْتُ</w:t>
             </w:r>
           </w:p>
         </w:tc>
@@ -11335,7 +11335,7 @@
                 <w:szCs w:val="28"/>
                 <w:rtl/>
               </w:rPr>
-              <w:t xml:space="preserve">اَلدَّرْسُ الْقَادِمُ يَوْمَ …</w:t>
+              <w:t xml:space="preserve">اَلدَّرْسُ القَادِمُ يَوْمَ …</w:t>
             </w:r>
           </w:p>
         </w:tc>
@@ -11529,7 +11529,7 @@
                 <w:szCs w:val="28"/>
                 <w:rtl/>
               </w:rPr>
-              <w:t xml:space="preserve">إِلَى اللِّقَاءِ</w:t>
+              <w:t xml:space="preserve">إِلَى اللِّقَاءِ</w:t>
             </w:r>
           </w:p>
         </w:tc>
@@ -15637,7 +15637,7 @@
                 <w:szCs w:val="28"/>
                 <w:rtl/>
               </w:rPr>
-              <w:t xml:space="preserve">مَسْؤُولِيَّةٌ</w:t>
+              <w:t xml:space="preserve">مَسْؤُولِيَّةٌ</w:t>
             </w:r>
           </w:p>
         </w:tc>
@@ -16064,7 +16064,7 @@
                 <w:szCs w:val="28"/>
                 <w:rtl/>
               </w:rPr>
-              <w:t xml:space="preserve">شَخْصِيَّةٌ</w:t>
+              <w:t xml:space="preserve">شَخْصِيَّةٌ</w:t>
             </w:r>
           </w:p>
         </w:tc>
@@ -18361,7 +18361,7 @@
                 <w:szCs w:val="28"/>
                 <w:rtl/>
               </w:rPr>
-              <w:t xml:space="preserve">جَوَازُ السَّفَرِ</w:t>
+              <w:t xml:space="preserve">جَوَازُ السَّفَرِ</w:t>
             </w:r>
           </w:p>
         </w:tc>
@@ -19349,7 +19349,7 @@
                 <w:szCs w:val="28"/>
                 <w:rtl/>
               </w:rPr>
-              <w:t xml:space="preserve">مُخَيَّمٌ</w:t>
+              <w:t xml:space="preserve">مُخَيَّمٌ</w:t>
             </w:r>
           </w:p>
         </w:tc>
@@ -19536,7 +19536,7 @@
                 <w:szCs w:val="28"/>
                 <w:rtl/>
               </w:rPr>
-              <w:t xml:space="preserve">خُطَّةٌ</w:t>
+              <w:t xml:space="preserve">خُطَّةٌ</w:t>
             </w:r>
           </w:p>
         </w:tc>

--- a/dosyalar/sinif-dosyasi/arapca-10-sinif-dosyasi.docx
+++ b/dosyalar/sinif-dosyasi/arapca-10-sinif-dosyasi.docx
@@ -94,7 +94,7 @@
             </w:pPr>
             <w:r>
               <w:rPr>
-                <w:rFonts w:ascii="Markazi Text" w:cs="Markazi Text" w:eastAsia="Markazi Text" w:hAnsi="Markazi Text"/>
+                <w:rFonts w:ascii="Arakom" w:cs="Arakom" w:eastAsia="Arakom" w:hAnsi="Arakom"/>
                 <w:b w:val="false"/>
                 <w:bCs w:val="false"/>
                 <w:color w:val="39454F"/>
@@ -10260,7 +10260,7 @@
             </w:pPr>
             <w:r>
               <w:rPr>
-                <w:rFonts w:ascii="Markazi Text" w:cs="Markazi Text" w:eastAsia="Markazi Text" w:hAnsi="Markazi Text"/>
+                <w:rFonts w:ascii="Arakom" w:cs="Arakom" w:eastAsia="Arakom" w:hAnsi="Arakom"/>
                 <w:b w:val="false"/>
                 <w:bCs w:val="false"/>
                 <w:color w:val="111111"/>
@@ -10357,7 +10357,7 @@
             </w:pPr>
             <w:r>
               <w:rPr>
-                <w:rFonts w:ascii="Markazi Text" w:cs="Markazi Text" w:eastAsia="Markazi Text" w:hAnsi="Markazi Text"/>
+                <w:rFonts w:ascii="Arakom" w:cs="Arakom" w:eastAsia="Arakom" w:hAnsi="Arakom"/>
                 <w:b w:val="false"/>
                 <w:bCs w:val="false"/>
                 <w:color w:val="111111"/>
@@ -10454,7 +10454,7 @@
             </w:pPr>
             <w:r>
               <w:rPr>
-                <w:rFonts w:ascii="Markazi Text" w:cs="Markazi Text" w:eastAsia="Markazi Text" w:hAnsi="Markazi Text"/>
+                <w:rFonts w:ascii="Arakom" w:cs="Arakom" w:eastAsia="Arakom" w:hAnsi="Arakom"/>
                 <w:b w:val="false"/>
                 <w:bCs w:val="false"/>
                 <w:color w:val="111111"/>
@@ -10551,7 +10551,7 @@
             </w:pPr>
             <w:r>
               <w:rPr>
-                <w:rFonts w:ascii="Markazi Text" w:cs="Markazi Text" w:eastAsia="Markazi Text" w:hAnsi="Markazi Text"/>
+                <w:rFonts w:ascii="Arakom" w:cs="Arakom" w:eastAsia="Arakom" w:hAnsi="Arakom"/>
                 <w:b w:val="false"/>
                 <w:bCs w:val="false"/>
                 <w:color w:val="111111"/>
@@ -10648,7 +10648,7 @@
             </w:pPr>
             <w:r>
               <w:rPr>
-                <w:rFonts w:ascii="Markazi Text" w:cs="Markazi Text" w:eastAsia="Markazi Text" w:hAnsi="Markazi Text"/>
+                <w:rFonts w:ascii="Arakom" w:cs="Arakom" w:eastAsia="Arakom" w:hAnsi="Arakom"/>
                 <w:b w:val="false"/>
                 <w:bCs w:val="false"/>
                 <w:color w:val="111111"/>
@@ -10745,7 +10745,7 @@
             </w:pPr>
             <w:r>
               <w:rPr>
-                <w:rFonts w:ascii="Markazi Text" w:cs="Markazi Text" w:eastAsia="Markazi Text" w:hAnsi="Markazi Text"/>
+                <w:rFonts w:ascii="Arakom" w:cs="Arakom" w:eastAsia="Arakom" w:hAnsi="Arakom"/>
                 <w:b w:val="false"/>
                 <w:bCs w:val="false"/>
                 <w:color w:val="111111"/>
@@ -10842,7 +10842,7 @@
             </w:pPr>
             <w:r>
               <w:rPr>
-                <w:rFonts w:ascii="Markazi Text" w:cs="Markazi Text" w:eastAsia="Markazi Text" w:hAnsi="Markazi Text"/>
+                <w:rFonts w:ascii="Arakom" w:cs="Arakom" w:eastAsia="Arakom" w:hAnsi="Arakom"/>
                 <w:b w:val="false"/>
                 <w:bCs w:val="false"/>
                 <w:color w:val="111111"/>
@@ -10939,7 +10939,7 @@
             </w:pPr>
             <w:r>
               <w:rPr>
-                <w:rFonts w:ascii="Markazi Text" w:cs="Markazi Text" w:eastAsia="Markazi Text" w:hAnsi="Markazi Text"/>
+                <w:rFonts w:ascii="Arakom" w:cs="Arakom" w:eastAsia="Arakom" w:hAnsi="Arakom"/>
                 <w:b w:val="false"/>
                 <w:bCs w:val="false"/>
                 <w:color w:val="111111"/>
@@ -11036,7 +11036,7 @@
             </w:pPr>
             <w:r>
               <w:rPr>
-                <w:rFonts w:ascii="Markazi Text" w:cs="Markazi Text" w:eastAsia="Markazi Text" w:hAnsi="Markazi Text"/>
+                <w:rFonts w:ascii="Arakom" w:cs="Arakom" w:eastAsia="Arakom" w:hAnsi="Arakom"/>
                 <w:b w:val="false"/>
                 <w:bCs w:val="false"/>
                 <w:color w:val="111111"/>
@@ -11133,7 +11133,7 @@
             </w:pPr>
             <w:r>
               <w:rPr>
-                <w:rFonts w:ascii="Markazi Text" w:cs="Markazi Text" w:eastAsia="Markazi Text" w:hAnsi="Markazi Text"/>
+                <w:rFonts w:ascii="Arakom" w:cs="Arakom" w:eastAsia="Arakom" w:hAnsi="Arakom"/>
                 <w:b w:val="false"/>
                 <w:bCs w:val="false"/>
                 <w:color w:val="111111"/>
@@ -11230,7 +11230,7 @@
             </w:pPr>
             <w:r>
               <w:rPr>
-                <w:rFonts w:ascii="Markazi Text" w:cs="Markazi Text" w:eastAsia="Markazi Text" w:hAnsi="Markazi Text"/>
+                <w:rFonts w:ascii="Arakom" w:cs="Arakom" w:eastAsia="Arakom" w:hAnsi="Arakom"/>
                 <w:b w:val="false"/>
                 <w:bCs w:val="false"/>
                 <w:color w:val="111111"/>
@@ -11327,7 +11327,7 @@
             </w:pPr>
             <w:r>
               <w:rPr>
-                <w:rFonts w:ascii="Markazi Text" w:cs="Markazi Text" w:eastAsia="Markazi Text" w:hAnsi="Markazi Text"/>
+                <w:rFonts w:ascii="Arakom" w:cs="Arakom" w:eastAsia="Arakom" w:hAnsi="Arakom"/>
                 <w:b w:val="false"/>
                 <w:bCs w:val="false"/>
                 <w:color w:val="111111"/>
@@ -11424,7 +11424,7 @@
             </w:pPr>
             <w:r>
               <w:rPr>
-                <w:rFonts w:ascii="Markazi Text" w:cs="Markazi Text" w:eastAsia="Markazi Text" w:hAnsi="Markazi Text"/>
+                <w:rFonts w:ascii="Arakom" w:cs="Arakom" w:eastAsia="Arakom" w:hAnsi="Arakom"/>
                 <w:b w:val="false"/>
                 <w:bCs w:val="false"/>
                 <w:color w:val="111111"/>
@@ -11521,7 +11521,7 @@
             </w:pPr>
             <w:r>
               <w:rPr>
-                <w:rFonts w:ascii="Markazi Text" w:cs="Markazi Text" w:eastAsia="Markazi Text" w:hAnsi="Markazi Text"/>
+                <w:rFonts w:ascii="Arakom" w:cs="Arakom" w:eastAsia="Arakom" w:hAnsi="Arakom"/>
                 <w:b w:val="false"/>
                 <w:bCs w:val="false"/>
                 <w:color w:val="111111"/>
@@ -14694,7 +14694,7 @@
             </w:pPr>
             <w:r>
               <w:rPr>
-                <w:rFonts w:ascii="Markazi Text" w:cs="Markazi Text" w:eastAsia="Markazi Text" w:hAnsi="Markazi Text"/>
+                <w:rFonts w:ascii="Arakom" w:cs="Arakom" w:eastAsia="Arakom" w:hAnsi="Arakom"/>
                 <w:b w:val="false"/>
                 <w:bCs w:val="false"/>
                 <w:color w:val="111111"/>
@@ -14881,7 +14881,7 @@
             </w:pPr>
             <w:r>
               <w:rPr>
-                <w:rFonts w:ascii="Markazi Text" w:cs="Markazi Text" w:eastAsia="Markazi Text" w:hAnsi="Markazi Text"/>
+                <w:rFonts w:ascii="Arakom" w:cs="Arakom" w:eastAsia="Arakom" w:hAnsi="Arakom"/>
                 <w:b w:val="false"/>
                 <w:bCs w:val="false"/>
                 <w:color w:val="111111"/>
@@ -15068,7 +15068,7 @@
             </w:pPr>
             <w:r>
               <w:rPr>
-                <w:rFonts w:ascii="Markazi Text" w:cs="Markazi Text" w:eastAsia="Markazi Text" w:hAnsi="Markazi Text"/>
+                <w:rFonts w:ascii="Arakom" w:cs="Arakom" w:eastAsia="Arakom" w:hAnsi="Arakom"/>
                 <w:b w:val="false"/>
                 <w:bCs w:val="false"/>
                 <w:color w:val="111111"/>
@@ -15255,7 +15255,7 @@
             </w:pPr>
             <w:r>
               <w:rPr>
-                <w:rFonts w:ascii="Markazi Text" w:cs="Markazi Text" w:eastAsia="Markazi Text" w:hAnsi="Markazi Text"/>
+                <w:rFonts w:ascii="Arakom" w:cs="Arakom" w:eastAsia="Arakom" w:hAnsi="Arakom"/>
                 <w:b w:val="false"/>
                 <w:bCs w:val="false"/>
                 <w:color w:val="111111"/>
@@ -15442,7 +15442,7 @@
             </w:pPr>
             <w:r>
               <w:rPr>
-                <w:rFonts w:ascii="Markazi Text" w:cs="Markazi Text" w:eastAsia="Markazi Text" w:hAnsi="Markazi Text"/>
+                <w:rFonts w:ascii="Arakom" w:cs="Arakom" w:eastAsia="Arakom" w:hAnsi="Arakom"/>
                 <w:b w:val="false"/>
                 <w:bCs w:val="false"/>
                 <w:color w:val="111111"/>
@@ -15629,7 +15629,7 @@
             </w:pPr>
             <w:r>
               <w:rPr>
-                <w:rFonts w:ascii="Markazi Text" w:cs="Markazi Text" w:eastAsia="Markazi Text" w:hAnsi="Markazi Text"/>
+                <w:rFonts w:ascii="Arakom" w:cs="Arakom" w:eastAsia="Arakom" w:hAnsi="Arakom"/>
                 <w:b w:val="false"/>
                 <w:bCs w:val="false"/>
                 <w:color w:val="111111"/>
@@ -16056,7 +16056,7 @@
             </w:pPr>
             <w:r>
               <w:rPr>
-                <w:rFonts w:ascii="Markazi Text" w:cs="Markazi Text" w:eastAsia="Markazi Text" w:hAnsi="Markazi Text"/>
+                <w:rFonts w:ascii="Arakom" w:cs="Arakom" w:eastAsia="Arakom" w:hAnsi="Arakom"/>
                 <w:b w:val="false"/>
                 <w:bCs w:val="false"/>
                 <w:color w:val="111111"/>
@@ -16243,7 +16243,7 @@
             </w:pPr>
             <w:r>
               <w:rPr>
-                <w:rFonts w:ascii="Markazi Text" w:cs="Markazi Text" w:eastAsia="Markazi Text" w:hAnsi="Markazi Text"/>
+                <w:rFonts w:ascii="Arakom" w:cs="Arakom" w:eastAsia="Arakom" w:hAnsi="Arakom"/>
                 <w:b w:val="false"/>
                 <w:bCs w:val="false"/>
                 <w:color w:val="111111"/>
@@ -16430,7 +16430,7 @@
             </w:pPr>
             <w:r>
               <w:rPr>
-                <w:rFonts w:ascii="Markazi Text" w:cs="Markazi Text" w:eastAsia="Markazi Text" w:hAnsi="Markazi Text"/>
+                <w:rFonts w:ascii="Arakom" w:cs="Arakom" w:eastAsia="Arakom" w:hAnsi="Arakom"/>
                 <w:b w:val="false"/>
                 <w:bCs w:val="false"/>
                 <w:color w:val="111111"/>
@@ -16617,7 +16617,7 @@
             </w:pPr>
             <w:r>
               <w:rPr>
-                <w:rFonts w:ascii="Markazi Text" w:cs="Markazi Text" w:eastAsia="Markazi Text" w:hAnsi="Markazi Text"/>
+                <w:rFonts w:ascii="Arakom" w:cs="Arakom" w:eastAsia="Arakom" w:hAnsi="Arakom"/>
                 <w:b w:val="false"/>
                 <w:bCs w:val="false"/>
                 <w:color w:val="111111"/>
@@ -16804,7 +16804,7 @@
             </w:pPr>
             <w:r>
               <w:rPr>
-                <w:rFonts w:ascii="Markazi Text" w:cs="Markazi Text" w:eastAsia="Markazi Text" w:hAnsi="Markazi Text"/>
+                <w:rFonts w:ascii="Arakom" w:cs="Arakom" w:eastAsia="Arakom" w:hAnsi="Arakom"/>
                 <w:b w:val="false"/>
                 <w:bCs w:val="false"/>
                 <w:color w:val="111111"/>
@@ -16991,7 +16991,7 @@
             </w:pPr>
             <w:r>
               <w:rPr>
-                <w:rFonts w:ascii="Markazi Text" w:cs="Markazi Text" w:eastAsia="Markazi Text" w:hAnsi="Markazi Text"/>
+                <w:rFonts w:ascii="Arakom" w:cs="Arakom" w:eastAsia="Arakom" w:hAnsi="Arakom"/>
                 <w:b w:val="false"/>
                 <w:bCs w:val="false"/>
                 <w:color w:val="111111"/>
@@ -17418,7 +17418,7 @@
             </w:pPr>
             <w:r>
               <w:rPr>
-                <w:rFonts w:ascii="Markazi Text" w:cs="Markazi Text" w:eastAsia="Markazi Text" w:hAnsi="Markazi Text"/>
+                <w:rFonts w:ascii="Arakom" w:cs="Arakom" w:eastAsia="Arakom" w:hAnsi="Arakom"/>
                 <w:b w:val="false"/>
                 <w:bCs w:val="false"/>
                 <w:color w:val="111111"/>
@@ -17605,7 +17605,7 @@
             </w:pPr>
             <w:r>
               <w:rPr>
-                <w:rFonts w:ascii="Markazi Text" w:cs="Markazi Text" w:eastAsia="Markazi Text" w:hAnsi="Markazi Text"/>
+                <w:rFonts w:ascii="Arakom" w:cs="Arakom" w:eastAsia="Arakom" w:hAnsi="Arakom"/>
                 <w:b w:val="false"/>
                 <w:bCs w:val="false"/>
                 <w:color w:val="111111"/>
@@ -17792,7 +17792,7 @@
             </w:pPr>
             <w:r>
               <w:rPr>
-                <w:rFonts w:ascii="Markazi Text" w:cs="Markazi Text" w:eastAsia="Markazi Text" w:hAnsi="Markazi Text"/>
+                <w:rFonts w:ascii="Arakom" w:cs="Arakom" w:eastAsia="Arakom" w:hAnsi="Arakom"/>
                 <w:b w:val="false"/>
                 <w:bCs w:val="false"/>
                 <w:color w:val="111111"/>
@@ -17979,7 +17979,7 @@
             </w:pPr>
             <w:r>
               <w:rPr>
-                <w:rFonts w:ascii="Markazi Text" w:cs="Markazi Text" w:eastAsia="Markazi Text" w:hAnsi="Markazi Text"/>
+                <w:rFonts w:ascii="Arakom" w:cs="Arakom" w:eastAsia="Arakom" w:hAnsi="Arakom"/>
                 <w:b w:val="false"/>
                 <w:bCs w:val="false"/>
                 <w:color w:val="111111"/>
@@ -18166,7 +18166,7 @@
             </w:pPr>
             <w:r>
               <w:rPr>
-                <w:rFonts w:ascii="Markazi Text" w:cs="Markazi Text" w:eastAsia="Markazi Text" w:hAnsi="Markazi Text"/>
+                <w:rFonts w:ascii="Arakom" w:cs="Arakom" w:eastAsia="Arakom" w:hAnsi="Arakom"/>
                 <w:b w:val="false"/>
                 <w:bCs w:val="false"/>
                 <w:color w:val="111111"/>
@@ -18353,7 +18353,7 @@
             </w:pPr>
             <w:r>
               <w:rPr>
-                <w:rFonts w:ascii="Markazi Text" w:cs="Markazi Text" w:eastAsia="Markazi Text" w:hAnsi="Markazi Text"/>
+                <w:rFonts w:ascii="Arakom" w:cs="Arakom" w:eastAsia="Arakom" w:hAnsi="Arakom"/>
                 <w:b w:val="false"/>
                 <w:bCs w:val="false"/>
                 <w:color w:val="111111"/>
@@ -18780,7 +18780,7 @@
             </w:pPr>
             <w:r>
               <w:rPr>
-                <w:rFonts w:ascii="Markazi Text" w:cs="Markazi Text" w:eastAsia="Markazi Text" w:hAnsi="Markazi Text"/>
+                <w:rFonts w:ascii="Arakom" w:cs="Arakom" w:eastAsia="Arakom" w:hAnsi="Arakom"/>
                 <w:b w:val="false"/>
                 <w:bCs w:val="false"/>
                 <w:color w:val="111111"/>
@@ -18967,7 +18967,7 @@
             </w:pPr>
             <w:r>
               <w:rPr>
-                <w:rFonts w:ascii="Markazi Text" w:cs="Markazi Text" w:eastAsia="Markazi Text" w:hAnsi="Markazi Text"/>
+                <w:rFonts w:ascii="Arakom" w:cs="Arakom" w:eastAsia="Arakom" w:hAnsi="Arakom"/>
                 <w:b w:val="false"/>
                 <w:bCs w:val="false"/>
                 <w:color w:val="111111"/>
@@ -19154,7 +19154,7 @@
             </w:pPr>
             <w:r>
               <w:rPr>
-                <w:rFonts w:ascii="Markazi Text" w:cs="Markazi Text" w:eastAsia="Markazi Text" w:hAnsi="Markazi Text"/>
+                <w:rFonts w:ascii="Arakom" w:cs="Arakom" w:eastAsia="Arakom" w:hAnsi="Arakom"/>
                 <w:b w:val="false"/>
                 <w:bCs w:val="false"/>
                 <w:color w:val="111111"/>
@@ -19341,7 +19341,7 @@
             </w:pPr>
             <w:r>
               <w:rPr>
-                <w:rFonts w:ascii="Markazi Text" w:cs="Markazi Text" w:eastAsia="Markazi Text" w:hAnsi="Markazi Text"/>
+                <w:rFonts w:ascii="Arakom" w:cs="Arakom" w:eastAsia="Arakom" w:hAnsi="Arakom"/>
                 <w:b w:val="false"/>
                 <w:bCs w:val="false"/>
                 <w:color w:val="111111"/>
@@ -19528,7 +19528,7 @@
             </w:pPr>
             <w:r>
               <w:rPr>
-                <w:rFonts w:ascii="Markazi Text" w:cs="Markazi Text" w:eastAsia="Markazi Text" w:hAnsi="Markazi Text"/>
+                <w:rFonts w:ascii="Arakom" w:cs="Arakom" w:eastAsia="Arakom" w:hAnsi="Arakom"/>
                 <w:b w:val="false"/>
                 <w:bCs w:val="false"/>
                 <w:color w:val="111111"/>
@@ -19715,7 +19715,7 @@
             </w:pPr>
             <w:r>
               <w:rPr>
-                <w:rFonts w:ascii="Markazi Text" w:cs="Markazi Text" w:eastAsia="Markazi Text" w:hAnsi="Markazi Text"/>
+                <w:rFonts w:ascii="Arakom" w:cs="Arakom" w:eastAsia="Arakom" w:hAnsi="Arakom"/>
                 <w:b w:val="false"/>
                 <w:bCs w:val="false"/>
                 <w:color w:val="111111"/>

--- a/dosyalar/sinif-dosyasi/arapca-10-sinif-dosyasi.docx
+++ b/dosyalar/sinif-dosyasi/arapca-10-sinif-dosyasi.docx
@@ -486,7 +486,7 @@
                 <w:sz w:val="19"/>
                 <w:szCs w:val="19"/>
               </w:rPr>
-              <w:t xml:space="preserve">2025 Arapça Dersi Öğretim Programı (Türkiye Yüzyılı Maarif Modeli)</w:t>
+              <w:t xml:space="preserve">Arapça Dersi Öğretim Programı (Türkiye Yüzyılı Maarif Modeli)</w:t>
             </w:r>
           </w:p>
         </w:tc>
@@ -3126,7 +3126,7 @@
                 <w:sz w:val="19"/>
                 <w:szCs w:val="19"/>
               </w:rPr>
-              <w:t xml:space="preserve">2025 Arapça Dersi Öğretim Programı (Türkiye Yüzyılı Maarif Modeli)</w:t>
+              <w:t xml:space="preserve">Arapça Dersi Öğretim Programı (Türkiye Yüzyılı Maarif Modeli)</w:t>
             </w:r>
           </w:p>
         </w:tc>
@@ -11791,7 +11791,7 @@
           <w:sz w:val="17"/>
           <w:szCs w:val="17"/>
         </w:rPr>
-        <w:t xml:space="preserve">10. Sınıf  ·  2026-2027  ·  2025 Arapça Dersi Öğretim Programı (Türkiye Yüzyılı Maarif Modeli)</w:t>
+        <w:t xml:space="preserve">10. Sınıf  ·  2026-2027  ·  Arapça Dersi Öğretim Programı (Türkiye Yüzyılı Maarif Modeli)</w:t>
       </w:r>
     </w:p>
     <w:tbl>
